--- a/docs/requierments/Functional_requierments.docx
+++ b/docs/requierments/Functional_requierments.docx
@@ -9,10 +9,10 @@
         <w:tblLook w:val="04A0" w:firstRow="1" w:lastRow="0" w:firstColumn="1" w:lastColumn="0" w:noHBand="0" w:noVBand="1"/>
       </w:tblPr>
       <w:tblGrid>
-        <w:gridCol w:w="985"/>
-        <w:gridCol w:w="2790"/>
-        <w:gridCol w:w="990"/>
-        <w:gridCol w:w="4585"/>
+        <w:gridCol w:w="895"/>
+        <w:gridCol w:w="4646"/>
+        <w:gridCol w:w="1675"/>
+        <w:gridCol w:w="2134"/>
       </w:tblGrid>
       <w:tr>
         <w:trPr>
@@ -21,13 +21,12 @@
         <w:tc>
           <w:tcPr>
             <w:cnfStyle w:val="001000000000" w:firstRow="0" w:lastRow="0" w:firstColumn="1" w:lastColumn="0" w:oddVBand="0" w:evenVBand="0" w:oddHBand="0" w:evenHBand="0" w:firstRowFirstColumn="0" w:firstRowLastColumn="0" w:lastRowFirstColumn="0" w:lastRowLastColumn="0"/>
-            <w:tcW w:w="985" w:type="dxa"/>
-            <w:hideMark/>
-          </w:tcPr>
-          <w:p>
-            <w:pPr>
-              <w:spacing w:after="160" w:line="278" w:lineRule="auto"/>
-              <w:jc w:val="center"/>
+            <w:tcW w:w="895" w:type="dxa"/>
+            <w:hideMark/>
+          </w:tcPr>
+          <w:p>
+            <w:pPr>
+              <w:spacing w:after="160" w:line="278" w:lineRule="auto"/>
             </w:pPr>
             <w:r>
               <w:t>ID</w:t>
@@ -36,13 +35,12 @@
         </w:tc>
         <w:tc>
           <w:tcPr>
-            <w:tcW w:w="2790" w:type="dxa"/>
-            <w:hideMark/>
-          </w:tcPr>
-          <w:p>
-            <w:pPr>
-              <w:spacing w:after="160" w:line="278" w:lineRule="auto"/>
-              <w:jc w:val="center"/>
+            <w:tcW w:w="4646" w:type="dxa"/>
+            <w:hideMark/>
+          </w:tcPr>
+          <w:p>
+            <w:pPr>
+              <w:spacing w:after="160" w:line="278" w:lineRule="auto"/>
               <w:cnfStyle w:val="100000000000" w:firstRow="1" w:lastRow="0" w:firstColumn="0" w:lastColumn="0" w:oddVBand="0" w:evenVBand="0" w:oddHBand="0" w:evenHBand="0" w:firstRowFirstColumn="0" w:firstRowLastColumn="0" w:lastRowFirstColumn="0" w:lastRowLastColumn="0"/>
             </w:pPr>
             <w:r>
@@ -52,13 +50,12 @@
         </w:tc>
         <w:tc>
           <w:tcPr>
-            <w:tcW w:w="990" w:type="dxa"/>
-            <w:hideMark/>
-          </w:tcPr>
-          <w:p>
-            <w:pPr>
-              <w:spacing w:after="160" w:line="278" w:lineRule="auto"/>
-              <w:jc w:val="center"/>
+            <w:tcW w:w="0" w:type="auto"/>
+            <w:hideMark/>
+          </w:tcPr>
+          <w:p>
+            <w:pPr>
+              <w:spacing w:after="160" w:line="278" w:lineRule="auto"/>
               <w:cnfStyle w:val="100000000000" w:firstRow="1" w:lastRow="0" w:firstColumn="0" w:lastColumn="0" w:oddVBand="0" w:evenVBand="0" w:oddHBand="0" w:evenHBand="0" w:firstRowFirstColumn="0" w:firstRowLastColumn="0" w:lastRowFirstColumn="0" w:lastRowLastColumn="0"/>
             </w:pPr>
             <w:r>
@@ -68,13 +65,12 @@
         </w:tc>
         <w:tc>
           <w:tcPr>
-            <w:tcW w:w="4585" w:type="dxa"/>
-            <w:hideMark/>
-          </w:tcPr>
-          <w:p>
-            <w:pPr>
-              <w:spacing w:after="160" w:line="278" w:lineRule="auto"/>
-              <w:jc w:val="center"/>
+            <w:tcW w:w="0" w:type="auto"/>
+            <w:hideMark/>
+          </w:tcPr>
+          <w:p>
+            <w:pPr>
+              <w:spacing w:after="160" w:line="278" w:lineRule="auto"/>
               <w:cnfStyle w:val="100000000000" w:firstRow="1" w:lastRow="0" w:firstColumn="0" w:lastColumn="0" w:oddVBand="0" w:evenVBand="0" w:oddHBand="0" w:evenHBand="0" w:firstRowFirstColumn="0" w:firstRowLastColumn="0" w:lastRowFirstColumn="0" w:lastRowLastColumn="0"/>
             </w:pPr>
             <w:r>
@@ -87,13 +83,12 @@
         <w:tc>
           <w:tcPr>
             <w:cnfStyle w:val="001000000000" w:firstRow="0" w:lastRow="0" w:firstColumn="1" w:lastColumn="0" w:oddVBand="0" w:evenVBand="0" w:oddHBand="0" w:evenHBand="0" w:firstRowFirstColumn="0" w:firstRowLastColumn="0" w:lastRowFirstColumn="0" w:lastRowLastColumn="0"/>
-            <w:tcW w:w="985" w:type="dxa"/>
-            <w:hideMark/>
-          </w:tcPr>
-          <w:p>
-            <w:pPr>
-              <w:spacing w:after="160" w:line="278" w:lineRule="auto"/>
-              <w:jc w:val="center"/>
+            <w:tcW w:w="895" w:type="dxa"/>
+            <w:hideMark/>
+          </w:tcPr>
+          <w:p>
+            <w:pPr>
+              <w:spacing w:after="160" w:line="278" w:lineRule="auto"/>
             </w:pPr>
             <w:r>
               <w:t>FR-01</w:t>
@@ -102,7 +97,7 @@
         </w:tc>
         <w:tc>
           <w:tcPr>
-            <w:tcW w:w="2790" w:type="dxa"/>
+            <w:tcW w:w="4646" w:type="dxa"/>
             <w:hideMark/>
           </w:tcPr>
           <w:p>
@@ -125,31 +120,31 @@
         </w:tc>
         <w:tc>
           <w:tcPr>
-            <w:tcW w:w="990" w:type="dxa"/>
-            <w:hideMark/>
-          </w:tcPr>
-          <w:p>
-            <w:pPr>
-              <w:spacing w:after="160" w:line="278" w:lineRule="auto"/>
-              <w:cnfStyle w:val="000000000000" w:firstRow="0" w:lastRow="0" w:firstColumn="0" w:lastColumn="0" w:oddVBand="0" w:evenVBand="0" w:oddHBand="0" w:evenHBand="0" w:firstRowFirstColumn="0" w:firstRowLastColumn="0" w:lastRowFirstColumn="0" w:lastRowLastColumn="0"/>
-            </w:pPr>
-            <w:r>
-              <w:t>User</w:t>
-            </w:r>
-          </w:p>
-        </w:tc>
-        <w:tc>
-          <w:tcPr>
-            <w:tcW w:w="4585" w:type="dxa"/>
-            <w:hideMark/>
-          </w:tcPr>
-          <w:p>
-            <w:pPr>
-              <w:spacing w:after="160" w:line="278" w:lineRule="auto"/>
-              <w:cnfStyle w:val="000000000000" w:firstRow="0" w:lastRow="0" w:firstColumn="0" w:lastColumn="0" w:oddVBand="0" w:evenVBand="0" w:oddHBand="0" w:evenHBand="0" w:firstRowFirstColumn="0" w:firstRowLastColumn="0" w:lastRowFirstColumn="0" w:lastRowLastColumn="0"/>
-            </w:pPr>
-            <w:r>
-              <w:t>Interview 2, Question 9: The interviewee expressed interest in finding new games to play.</w:t>
+            <w:tcW w:w="0" w:type="auto"/>
+            <w:hideMark/>
+          </w:tcPr>
+          <w:p>
+            <w:pPr>
+              <w:spacing w:after="160" w:line="278" w:lineRule="auto"/>
+              <w:cnfStyle w:val="000000000000" w:firstRow="0" w:lastRow="0" w:firstColumn="0" w:lastColumn="0" w:oddVBand="0" w:evenVBand="0" w:oddHBand="0" w:evenHBand="0" w:firstRowFirstColumn="0" w:firstRowLastColumn="0" w:lastRowFirstColumn="0" w:lastRowLastColumn="0"/>
+            </w:pPr>
+            <w:r>
+              <w:t>Interviewee 2</w:t>
+            </w:r>
+          </w:p>
+        </w:tc>
+        <w:tc>
+          <w:tcPr>
+            <w:tcW w:w="0" w:type="auto"/>
+            <w:hideMark/>
+          </w:tcPr>
+          <w:p>
+            <w:pPr>
+              <w:spacing w:after="160" w:line="278" w:lineRule="auto"/>
+              <w:cnfStyle w:val="000000000000" w:firstRow="0" w:lastRow="0" w:firstColumn="0" w:lastColumn="0" w:oddVBand="0" w:evenVBand="0" w:oddHBand="0" w:evenHBand="0" w:firstRowFirstColumn="0" w:firstRowLastColumn="0" w:lastRowFirstColumn="0" w:lastRowLastColumn="0"/>
+            </w:pPr>
+            <w:r>
+              <w:t>Interview 2, Question 9</w:t>
             </w:r>
           </w:p>
         </w:tc>
@@ -158,13 +153,12 @@
         <w:tc>
           <w:tcPr>
             <w:cnfStyle w:val="001000000000" w:firstRow="0" w:lastRow="0" w:firstColumn="1" w:lastColumn="0" w:oddVBand="0" w:evenVBand="0" w:oddHBand="0" w:evenHBand="0" w:firstRowFirstColumn="0" w:firstRowLastColumn="0" w:lastRowFirstColumn="0" w:lastRowLastColumn="0"/>
-            <w:tcW w:w="985" w:type="dxa"/>
-            <w:hideMark/>
-          </w:tcPr>
-          <w:p>
-            <w:pPr>
-              <w:spacing w:after="160" w:line="278" w:lineRule="auto"/>
-              <w:jc w:val="center"/>
+            <w:tcW w:w="895" w:type="dxa"/>
+            <w:hideMark/>
+          </w:tcPr>
+          <w:p>
+            <w:pPr>
+              <w:spacing w:after="160" w:line="278" w:lineRule="auto"/>
             </w:pPr>
             <w:r>
               <w:t>FR-02</w:t>
@@ -173,7 +167,7 @@
         </w:tc>
         <w:tc>
           <w:tcPr>
-            <w:tcW w:w="2790" w:type="dxa"/>
+            <w:tcW w:w="4646" w:type="dxa"/>
             <w:hideMark/>
           </w:tcPr>
           <w:p>
@@ -190,37 +184,37 @@
             </w:r>
             <w:proofErr w:type="gramEnd"/>
             <w:r>
-              <w:t xml:space="preserve"> allow users to filter games by selected characteristics, including genre, difficulty, and platform.</w:t>
-            </w:r>
-          </w:p>
-        </w:tc>
-        <w:tc>
-          <w:tcPr>
-            <w:tcW w:w="990" w:type="dxa"/>
-            <w:hideMark/>
-          </w:tcPr>
-          <w:p>
-            <w:pPr>
-              <w:spacing w:after="160" w:line="278" w:lineRule="auto"/>
-              <w:cnfStyle w:val="000000000000" w:firstRow="0" w:lastRow="0" w:firstColumn="0" w:lastColumn="0" w:oddVBand="0" w:evenVBand="0" w:oddHBand="0" w:evenHBand="0" w:firstRowFirstColumn="0" w:firstRowLastColumn="0" w:lastRowFirstColumn="0" w:lastRowLastColumn="0"/>
-            </w:pPr>
-            <w:r>
-              <w:t>User</w:t>
-            </w:r>
-          </w:p>
-        </w:tc>
-        <w:tc>
-          <w:tcPr>
-            <w:tcW w:w="4585" w:type="dxa"/>
-            <w:hideMark/>
-          </w:tcPr>
-          <w:p>
-            <w:pPr>
-              <w:spacing w:after="160" w:line="278" w:lineRule="auto"/>
-              <w:cnfStyle w:val="000000000000" w:firstRow="0" w:lastRow="0" w:firstColumn="0" w:lastColumn="0" w:oddVBand="0" w:evenVBand="0" w:oddHBand="0" w:evenHBand="0" w:firstRowFirstColumn="0" w:firstRowLastColumn="0" w:lastRowFirstColumn="0" w:lastRowLastColumn="0"/>
-            </w:pPr>
-            <w:r>
-              <w:t>Interview 1, Questions 3 and 9; Interview 2, Question 9: Both interviewees emphasized personal preferences, and Interview 2 specifically requested genre, difficulty, and system filters.</w:t>
+              <w:t xml:space="preserve"> allow users to filter games by selected characteristics, including genre, difficulty, and platform, where information is available.</w:t>
+            </w:r>
+          </w:p>
+        </w:tc>
+        <w:tc>
+          <w:tcPr>
+            <w:tcW w:w="0" w:type="auto"/>
+            <w:hideMark/>
+          </w:tcPr>
+          <w:p>
+            <w:pPr>
+              <w:spacing w:after="160" w:line="278" w:lineRule="auto"/>
+              <w:cnfStyle w:val="000000000000" w:firstRow="0" w:lastRow="0" w:firstColumn="0" w:lastColumn="0" w:oddVBand="0" w:evenVBand="0" w:oddHBand="0" w:evenHBand="0" w:firstRowFirstColumn="0" w:firstRowLastColumn="0" w:lastRowFirstColumn="0" w:lastRowLastColumn="0"/>
+            </w:pPr>
+            <w:r>
+              <w:t>Interviewees 1 and 2</w:t>
+            </w:r>
+          </w:p>
+        </w:tc>
+        <w:tc>
+          <w:tcPr>
+            <w:tcW w:w="0" w:type="auto"/>
+            <w:hideMark/>
+          </w:tcPr>
+          <w:p>
+            <w:pPr>
+              <w:spacing w:after="160" w:line="278" w:lineRule="auto"/>
+              <w:cnfStyle w:val="000000000000" w:firstRow="0" w:lastRow="0" w:firstColumn="0" w:lastColumn="0" w:oddVBand="0" w:evenVBand="0" w:oddHBand="0" w:evenHBand="0" w:firstRowFirstColumn="0" w:firstRowLastColumn="0" w:lastRowFirstColumn="0" w:lastRowLastColumn="0"/>
+            </w:pPr>
+            <w:r>
+              <w:t>Interview 1, Questions 3 and 9; Interview 2, Question 9</w:t>
             </w:r>
           </w:p>
         </w:tc>
@@ -229,13 +223,12 @@
         <w:tc>
           <w:tcPr>
             <w:cnfStyle w:val="001000000000" w:firstRow="0" w:lastRow="0" w:firstColumn="1" w:lastColumn="0" w:oddVBand="0" w:evenVBand="0" w:oddHBand="0" w:evenHBand="0" w:firstRowFirstColumn="0" w:firstRowLastColumn="0" w:lastRowFirstColumn="0" w:lastRowLastColumn="0"/>
-            <w:tcW w:w="985" w:type="dxa"/>
-            <w:hideMark/>
-          </w:tcPr>
-          <w:p>
-            <w:pPr>
-              <w:spacing w:after="160" w:line="278" w:lineRule="auto"/>
-              <w:jc w:val="center"/>
+            <w:tcW w:w="895" w:type="dxa"/>
+            <w:hideMark/>
+          </w:tcPr>
+          <w:p>
+            <w:pPr>
+              <w:spacing w:after="160" w:line="278" w:lineRule="auto"/>
             </w:pPr>
             <w:r>
               <w:t>FR-03</w:t>
@@ -244,46 +237,46 @@
         </w:tc>
         <w:tc>
           <w:tcPr>
-            <w:tcW w:w="2790" w:type="dxa"/>
-            <w:hideMark/>
-          </w:tcPr>
-          <w:p>
-            <w:pPr>
-              <w:spacing w:after="160" w:line="278" w:lineRule="auto"/>
-              <w:cnfStyle w:val="000000000000" w:firstRow="0" w:lastRow="0" w:firstColumn="0" w:lastColumn="0" w:oddVBand="0" w:evenVBand="0" w:oddHBand="0" w:evenHBand="0" w:firstRowFirstColumn="0" w:firstRowLastColumn="0" w:lastRowFirstColumn="0" w:lastRowLastColumn="0"/>
-            </w:pPr>
-            <w:r>
-              <w:t>The system shall display ratings from individual review sources.</w:t>
-            </w:r>
-          </w:p>
-        </w:tc>
-        <w:tc>
-          <w:tcPr>
-            <w:tcW w:w="990" w:type="dxa"/>
-            <w:hideMark/>
-          </w:tcPr>
-          <w:p>
-            <w:pPr>
-              <w:spacing w:after="160" w:line="278" w:lineRule="auto"/>
-              <w:cnfStyle w:val="000000000000" w:firstRow="0" w:lastRow="0" w:firstColumn="0" w:lastColumn="0" w:oddVBand="0" w:evenVBand="0" w:oddHBand="0" w:evenHBand="0" w:firstRowFirstColumn="0" w:firstRowLastColumn="0" w:lastRowFirstColumn="0" w:lastRowLastColumn="0"/>
-            </w:pPr>
-            <w:r>
-              <w:t>User</w:t>
-            </w:r>
-          </w:p>
-        </w:tc>
-        <w:tc>
-          <w:tcPr>
-            <w:tcW w:w="4585" w:type="dxa"/>
-            <w:hideMark/>
-          </w:tcPr>
-          <w:p>
-            <w:pPr>
-              <w:spacing w:after="160" w:line="278" w:lineRule="auto"/>
-              <w:cnfStyle w:val="000000000000" w:firstRow="0" w:lastRow="0" w:firstColumn="0" w:lastColumn="0" w:oddVBand="0" w:evenVBand="0" w:oddHBand="0" w:evenHBand="0" w:firstRowFirstColumn="0" w:firstRowLastColumn="0" w:lastRowFirstColumn="0" w:lastRowLastColumn="0"/>
-            </w:pPr>
-            <w:r>
-              <w:t>Interview 2, Question 10: The interviewee wanted to see ratings from individual sources.</w:t>
+            <w:tcW w:w="4646" w:type="dxa"/>
+            <w:hideMark/>
+          </w:tcPr>
+          <w:p>
+            <w:pPr>
+              <w:spacing w:after="160" w:line="278" w:lineRule="auto"/>
+              <w:cnfStyle w:val="000000000000" w:firstRow="0" w:lastRow="0" w:firstColumn="0" w:lastColumn="0" w:oddVBand="0" w:evenVBand="0" w:oddHBand="0" w:evenHBand="0" w:firstRowFirstColumn="0" w:firstRowLastColumn="0" w:lastRowFirstColumn="0" w:lastRowLastColumn="0"/>
+            </w:pPr>
+            <w:r>
+              <w:t>The system shall display ratings from individual review sources when available.</w:t>
+            </w:r>
+          </w:p>
+        </w:tc>
+        <w:tc>
+          <w:tcPr>
+            <w:tcW w:w="0" w:type="auto"/>
+            <w:hideMark/>
+          </w:tcPr>
+          <w:p>
+            <w:pPr>
+              <w:spacing w:after="160" w:line="278" w:lineRule="auto"/>
+              <w:cnfStyle w:val="000000000000" w:firstRow="0" w:lastRow="0" w:firstColumn="0" w:lastColumn="0" w:oddVBand="0" w:evenVBand="0" w:oddHBand="0" w:evenHBand="0" w:firstRowFirstColumn="0" w:firstRowLastColumn="0" w:lastRowFirstColumn="0" w:lastRowLastColumn="0"/>
+            </w:pPr>
+            <w:r>
+              <w:t>Interviewee 2</w:t>
+            </w:r>
+          </w:p>
+        </w:tc>
+        <w:tc>
+          <w:tcPr>
+            <w:tcW w:w="0" w:type="auto"/>
+            <w:hideMark/>
+          </w:tcPr>
+          <w:p>
+            <w:pPr>
+              <w:spacing w:after="160" w:line="278" w:lineRule="auto"/>
+              <w:cnfStyle w:val="000000000000" w:firstRow="0" w:lastRow="0" w:firstColumn="0" w:lastColumn="0" w:oddVBand="0" w:evenVBand="0" w:oddHBand="0" w:evenHBand="0" w:firstRowFirstColumn="0" w:firstRowLastColumn="0" w:lastRowFirstColumn="0" w:lastRowLastColumn="0"/>
+            </w:pPr>
+            <w:r>
+              <w:t>Interview 2, Question 10</w:t>
             </w:r>
           </w:p>
         </w:tc>
@@ -292,13 +285,12 @@
         <w:tc>
           <w:tcPr>
             <w:cnfStyle w:val="001000000000" w:firstRow="0" w:lastRow="0" w:firstColumn="1" w:lastColumn="0" w:oddVBand="0" w:evenVBand="0" w:oddHBand="0" w:evenHBand="0" w:firstRowFirstColumn="0" w:firstRowLastColumn="0" w:lastRowFirstColumn="0" w:lastRowLastColumn="0"/>
-            <w:tcW w:w="985" w:type="dxa"/>
-            <w:hideMark/>
-          </w:tcPr>
-          <w:p>
-            <w:pPr>
-              <w:spacing w:after="160" w:line="278" w:lineRule="auto"/>
-              <w:jc w:val="center"/>
+            <w:tcW w:w="895" w:type="dxa"/>
+            <w:hideMark/>
+          </w:tcPr>
+          <w:p>
+            <w:pPr>
+              <w:spacing w:after="160" w:line="278" w:lineRule="auto"/>
             </w:pPr>
             <w:r>
               <w:t>FR-04</w:t>
@@ -307,7 +299,7 @@
         </w:tc>
         <w:tc>
           <w:tcPr>
-            <w:tcW w:w="2790" w:type="dxa"/>
+            <w:tcW w:w="4646" w:type="dxa"/>
             <w:hideMark/>
           </w:tcPr>
           <w:p>
@@ -322,31 +314,31 @@
         </w:tc>
         <w:tc>
           <w:tcPr>
-            <w:tcW w:w="990" w:type="dxa"/>
-            <w:hideMark/>
-          </w:tcPr>
-          <w:p>
-            <w:pPr>
-              <w:spacing w:after="160" w:line="278" w:lineRule="auto"/>
-              <w:cnfStyle w:val="000000000000" w:firstRow="0" w:lastRow="0" w:firstColumn="0" w:lastColumn="0" w:oddVBand="0" w:evenVBand="0" w:oddHBand="0" w:evenHBand="0" w:firstRowFirstColumn="0" w:firstRowLastColumn="0" w:lastRowFirstColumn="0" w:lastRowLastColumn="0"/>
-            </w:pPr>
-            <w:r>
-              <w:t>User</w:t>
-            </w:r>
-          </w:p>
-        </w:tc>
-        <w:tc>
-          <w:tcPr>
-            <w:tcW w:w="4585" w:type="dxa"/>
-            <w:hideMark/>
-          </w:tcPr>
-          <w:p>
-            <w:pPr>
-              <w:spacing w:after="160" w:line="278" w:lineRule="auto"/>
-              <w:cnfStyle w:val="000000000000" w:firstRow="0" w:lastRow="0" w:firstColumn="0" w:lastColumn="0" w:oddVBand="0" w:evenVBand="0" w:oddHBand="0" w:evenHBand="0" w:firstRowFirstColumn="0" w:firstRowLastColumn="0" w:lastRowFirstColumn="0" w:lastRowLastColumn="0"/>
-            </w:pPr>
-            <w:r>
-              <w:t>Interview 1, Question 5; Interview 2, Question 11: Both interviewees emphasized the importance of trusting and evaluating review sources.</w:t>
+            <w:tcW w:w="0" w:type="auto"/>
+            <w:hideMark/>
+          </w:tcPr>
+          <w:p>
+            <w:pPr>
+              <w:spacing w:after="160" w:line="278" w:lineRule="auto"/>
+              <w:cnfStyle w:val="000000000000" w:firstRow="0" w:lastRow="0" w:firstColumn="0" w:lastColumn="0" w:oddVBand="0" w:evenVBand="0" w:oddHBand="0" w:evenHBand="0" w:firstRowFirstColumn="0" w:firstRowLastColumn="0" w:lastRowFirstColumn="0" w:lastRowLastColumn="0"/>
+            </w:pPr>
+            <w:r>
+              <w:t>Interviewees 1 and 2</w:t>
+            </w:r>
+          </w:p>
+        </w:tc>
+        <w:tc>
+          <w:tcPr>
+            <w:tcW w:w="0" w:type="auto"/>
+            <w:hideMark/>
+          </w:tcPr>
+          <w:p>
+            <w:pPr>
+              <w:spacing w:after="160" w:line="278" w:lineRule="auto"/>
+              <w:cnfStyle w:val="000000000000" w:firstRow="0" w:lastRow="0" w:firstColumn="0" w:lastColumn="0" w:oddVBand="0" w:evenVBand="0" w:oddHBand="0" w:evenHBand="0" w:firstRowFirstColumn="0" w:firstRowLastColumn="0" w:lastRowFirstColumn="0" w:lastRowLastColumn="0"/>
+            </w:pPr>
+            <w:r>
+              <w:t>Interview 1, Question 5; Interview 2, Question 11</w:t>
             </w:r>
           </w:p>
         </w:tc>
@@ -355,13 +347,12 @@
         <w:tc>
           <w:tcPr>
             <w:cnfStyle w:val="001000000000" w:firstRow="0" w:lastRow="0" w:firstColumn="1" w:lastColumn="0" w:oddVBand="0" w:evenVBand="0" w:oddHBand="0" w:evenHBand="0" w:firstRowFirstColumn="0" w:firstRowLastColumn="0" w:lastRowFirstColumn="0" w:lastRowLastColumn="0"/>
-            <w:tcW w:w="985" w:type="dxa"/>
-            <w:hideMark/>
-          </w:tcPr>
-          <w:p>
-            <w:pPr>
-              <w:spacing w:after="160" w:line="278" w:lineRule="auto"/>
-              <w:jc w:val="center"/>
+            <w:tcW w:w="895" w:type="dxa"/>
+            <w:hideMark/>
+          </w:tcPr>
+          <w:p>
+            <w:pPr>
+              <w:spacing w:after="160" w:line="278" w:lineRule="auto"/>
             </w:pPr>
             <w:r>
               <w:t>FR-05</w:t>
@@ -370,7 +361,7 @@
         </w:tc>
         <w:tc>
           <w:tcPr>
-            <w:tcW w:w="2790" w:type="dxa"/>
+            <w:tcW w:w="4646" w:type="dxa"/>
             <w:hideMark/>
           </w:tcPr>
           <w:p>
@@ -385,31 +376,31 @@
         </w:tc>
         <w:tc>
           <w:tcPr>
-            <w:tcW w:w="990" w:type="dxa"/>
-            <w:hideMark/>
-          </w:tcPr>
-          <w:p>
-            <w:pPr>
-              <w:spacing w:after="160" w:line="278" w:lineRule="auto"/>
-              <w:cnfStyle w:val="000000000000" w:firstRow="0" w:lastRow="0" w:firstColumn="0" w:lastColumn="0" w:oddVBand="0" w:evenVBand="0" w:oddHBand="0" w:evenHBand="0" w:firstRowFirstColumn="0" w:firstRowLastColumn="0" w:lastRowFirstColumn="0" w:lastRowLastColumn="0"/>
-            </w:pPr>
-            <w:r>
-              <w:t>User</w:t>
-            </w:r>
-          </w:p>
-        </w:tc>
-        <w:tc>
-          <w:tcPr>
-            <w:tcW w:w="4585" w:type="dxa"/>
-            <w:hideMark/>
-          </w:tcPr>
-          <w:p>
-            <w:pPr>
-              <w:spacing w:after="160" w:line="278" w:lineRule="auto"/>
-              <w:cnfStyle w:val="000000000000" w:firstRow="0" w:lastRow="0" w:firstColumn="0" w:lastColumn="0" w:oddVBand="0" w:evenVBand="0" w:oddHBand="0" w:evenHBand="0" w:firstRowFirstColumn="0" w:firstRowLastColumn="0" w:lastRowFirstColumn="0" w:lastRowLastColumn="0"/>
-            </w:pPr>
-            <w:r>
-              <w:t>Interview 1, Questions 5 and 10; Interview 2, Question 6: Both interviewees valued detailed reviews that explain the reasoning behind an opinion.</w:t>
+            <w:tcW w:w="0" w:type="auto"/>
+            <w:hideMark/>
+          </w:tcPr>
+          <w:p>
+            <w:pPr>
+              <w:spacing w:after="160" w:line="278" w:lineRule="auto"/>
+              <w:cnfStyle w:val="000000000000" w:firstRow="0" w:lastRow="0" w:firstColumn="0" w:lastColumn="0" w:oddVBand="0" w:evenVBand="0" w:oddHBand="0" w:evenHBand="0" w:firstRowFirstColumn="0" w:firstRowLastColumn="0" w:lastRowFirstColumn="0" w:lastRowLastColumn="0"/>
+            </w:pPr>
+            <w:r>
+              <w:t>Interviewees 1 and 2</w:t>
+            </w:r>
+          </w:p>
+        </w:tc>
+        <w:tc>
+          <w:tcPr>
+            <w:tcW w:w="0" w:type="auto"/>
+            <w:hideMark/>
+          </w:tcPr>
+          <w:p>
+            <w:pPr>
+              <w:spacing w:after="160" w:line="278" w:lineRule="auto"/>
+              <w:cnfStyle w:val="000000000000" w:firstRow="0" w:lastRow="0" w:firstColumn="0" w:lastColumn="0" w:oddVBand="0" w:evenVBand="0" w:oddHBand="0" w:evenHBand="0" w:firstRowFirstColumn="0" w:firstRowLastColumn="0" w:lastRowFirstColumn="0" w:lastRowLastColumn="0"/>
+            </w:pPr>
+            <w:r>
+              <w:t>Interview 1, Questions 5 and 10; Interview 2, Question 6</w:t>
             </w:r>
           </w:p>
         </w:tc>
@@ -418,13 +409,12 @@
         <w:tc>
           <w:tcPr>
             <w:cnfStyle w:val="001000000000" w:firstRow="0" w:lastRow="0" w:firstColumn="1" w:lastColumn="0" w:oddVBand="0" w:evenVBand="0" w:oddHBand="0" w:evenHBand="0" w:firstRowFirstColumn="0" w:firstRowLastColumn="0" w:lastRowFirstColumn="0" w:lastRowLastColumn="0"/>
-            <w:tcW w:w="985" w:type="dxa"/>
-            <w:hideMark/>
-          </w:tcPr>
-          <w:p>
-            <w:pPr>
-              <w:spacing w:after="160" w:line="278" w:lineRule="auto"/>
-              <w:jc w:val="center"/>
+            <w:tcW w:w="895" w:type="dxa"/>
+            <w:hideMark/>
+          </w:tcPr>
+          <w:p>
+            <w:pPr>
+              <w:spacing w:after="160" w:line="278" w:lineRule="auto"/>
             </w:pPr>
             <w:r>
               <w:t>FR-06</w:t>
@@ -433,7 +423,7 @@
         </w:tc>
         <w:tc>
           <w:tcPr>
-            <w:tcW w:w="2790" w:type="dxa"/>
+            <w:tcW w:w="4646" w:type="dxa"/>
             <w:hideMark/>
           </w:tcPr>
           <w:p>
@@ -456,31 +446,31 @@
         </w:tc>
         <w:tc>
           <w:tcPr>
-            <w:tcW w:w="990" w:type="dxa"/>
-            <w:hideMark/>
-          </w:tcPr>
-          <w:p>
-            <w:pPr>
-              <w:spacing w:after="160" w:line="278" w:lineRule="auto"/>
-              <w:cnfStyle w:val="000000000000" w:firstRow="0" w:lastRow="0" w:firstColumn="0" w:lastColumn="0" w:oddVBand="0" w:evenVBand="0" w:oddHBand="0" w:evenHBand="0" w:firstRowFirstColumn="0" w:firstRowLastColumn="0" w:lastRowFirstColumn="0" w:lastRowLastColumn="0"/>
-            </w:pPr>
-            <w:r>
-              <w:t>User</w:t>
-            </w:r>
-          </w:p>
-        </w:tc>
-        <w:tc>
-          <w:tcPr>
-            <w:tcW w:w="4585" w:type="dxa"/>
-            <w:hideMark/>
-          </w:tcPr>
-          <w:p>
-            <w:pPr>
-              <w:spacing w:after="160" w:line="278" w:lineRule="auto"/>
-              <w:cnfStyle w:val="000000000000" w:firstRow="0" w:lastRow="0" w:firstColumn="0" w:lastColumn="0" w:oddVBand="0" w:evenVBand="0" w:oddHBand="0" w:evenHBand="0" w:firstRowFirstColumn="0" w:firstRowLastColumn="0" w:lastRowFirstColumn="0" w:lastRowLastColumn="0"/>
-            </w:pPr>
-            <w:r>
-              <w:t>Interview 2, Question 9: The interviewee expressed interest in comparing games they had played with new games and filtering by category.</w:t>
+            <w:tcW w:w="0" w:type="auto"/>
+            <w:hideMark/>
+          </w:tcPr>
+          <w:p>
+            <w:pPr>
+              <w:spacing w:after="160" w:line="278" w:lineRule="auto"/>
+              <w:cnfStyle w:val="000000000000" w:firstRow="0" w:lastRow="0" w:firstColumn="0" w:lastColumn="0" w:oddVBand="0" w:evenVBand="0" w:oddHBand="0" w:evenHBand="0" w:firstRowFirstColumn="0" w:firstRowLastColumn="0" w:lastRowFirstColumn="0" w:lastRowLastColumn="0"/>
+            </w:pPr>
+            <w:r>
+              <w:t>Interviewee 2</w:t>
+            </w:r>
+          </w:p>
+        </w:tc>
+        <w:tc>
+          <w:tcPr>
+            <w:tcW w:w="0" w:type="auto"/>
+            <w:hideMark/>
+          </w:tcPr>
+          <w:p>
+            <w:pPr>
+              <w:spacing w:after="160" w:line="278" w:lineRule="auto"/>
+              <w:cnfStyle w:val="000000000000" w:firstRow="0" w:lastRow="0" w:firstColumn="0" w:lastColumn="0" w:oddVBand="0" w:evenVBand="0" w:oddHBand="0" w:evenHBand="0" w:firstRowFirstColumn="0" w:firstRowLastColumn="0" w:lastRowFirstColumn="0" w:lastRowLastColumn="0"/>
+            </w:pPr>
+            <w:r>
+              <w:t>Interview 2, Question 9</w:t>
             </w:r>
           </w:p>
         </w:tc>
@@ -489,13 +479,12 @@
         <w:tc>
           <w:tcPr>
             <w:cnfStyle w:val="001000000000" w:firstRow="0" w:lastRow="0" w:firstColumn="1" w:lastColumn="0" w:oddVBand="0" w:evenVBand="0" w:oddHBand="0" w:evenHBand="0" w:firstRowFirstColumn="0" w:firstRowLastColumn="0" w:lastRowFirstColumn="0" w:lastRowLastColumn="0"/>
-            <w:tcW w:w="985" w:type="dxa"/>
-            <w:hideMark/>
-          </w:tcPr>
-          <w:p>
-            <w:pPr>
-              <w:spacing w:after="160" w:line="278" w:lineRule="auto"/>
-              <w:jc w:val="center"/>
+            <w:tcW w:w="895" w:type="dxa"/>
+            <w:hideMark/>
+          </w:tcPr>
+          <w:p>
+            <w:pPr>
+              <w:spacing w:after="160" w:line="278" w:lineRule="auto"/>
             </w:pPr>
             <w:r>
               <w:t>FR-07</w:t>
@@ -504,7 +493,7 @@
         </w:tc>
         <w:tc>
           <w:tcPr>
-            <w:tcW w:w="2790" w:type="dxa"/>
+            <w:tcW w:w="4646" w:type="dxa"/>
             <w:hideMark/>
           </w:tcPr>
           <w:p>
@@ -527,31 +516,31 @@
         </w:tc>
         <w:tc>
           <w:tcPr>
-            <w:tcW w:w="990" w:type="dxa"/>
-            <w:hideMark/>
-          </w:tcPr>
-          <w:p>
-            <w:pPr>
-              <w:spacing w:after="160" w:line="278" w:lineRule="auto"/>
-              <w:cnfStyle w:val="000000000000" w:firstRow="0" w:lastRow="0" w:firstColumn="0" w:lastColumn="0" w:oddVBand="0" w:evenVBand="0" w:oddHBand="0" w:evenHBand="0" w:firstRowFirstColumn="0" w:firstRowLastColumn="0" w:lastRowFirstColumn="0" w:lastRowLastColumn="0"/>
-            </w:pPr>
-            <w:r>
-              <w:t>User</w:t>
-            </w:r>
-          </w:p>
-        </w:tc>
-        <w:tc>
-          <w:tcPr>
-            <w:tcW w:w="4585" w:type="dxa"/>
-            <w:hideMark/>
-          </w:tcPr>
-          <w:p>
-            <w:pPr>
-              <w:spacing w:after="160" w:line="278" w:lineRule="auto"/>
-              <w:cnfStyle w:val="000000000000" w:firstRow="0" w:lastRow="0" w:firstColumn="0" w:lastColumn="0" w:oddVBand="0" w:evenVBand="0" w:oddHBand="0" w:evenHBand="0" w:firstRowFirstColumn="0" w:firstRowLastColumn="0" w:lastRowFirstColumn="0" w:lastRowLastColumn="0"/>
-            </w:pPr>
-            <w:r>
-              <w:t>Interview 2, Question 11: The interviewee wanted to know when reviews were published.</w:t>
+            <w:tcW w:w="0" w:type="auto"/>
+            <w:hideMark/>
+          </w:tcPr>
+          <w:p>
+            <w:pPr>
+              <w:spacing w:after="160" w:line="278" w:lineRule="auto"/>
+              <w:cnfStyle w:val="000000000000" w:firstRow="0" w:lastRow="0" w:firstColumn="0" w:lastColumn="0" w:oddVBand="0" w:evenVBand="0" w:oddHBand="0" w:evenHBand="0" w:firstRowFirstColumn="0" w:firstRowLastColumn="0" w:lastRowFirstColumn="0" w:lastRowLastColumn="0"/>
+            </w:pPr>
+            <w:r>
+              <w:t>Interviewee 2</w:t>
+            </w:r>
+          </w:p>
+        </w:tc>
+        <w:tc>
+          <w:tcPr>
+            <w:tcW w:w="0" w:type="auto"/>
+            <w:hideMark/>
+          </w:tcPr>
+          <w:p>
+            <w:pPr>
+              <w:spacing w:after="160" w:line="278" w:lineRule="auto"/>
+              <w:cnfStyle w:val="000000000000" w:firstRow="0" w:lastRow="0" w:firstColumn="0" w:lastColumn="0" w:oddVBand="0" w:evenVBand="0" w:oddHBand="0" w:evenHBand="0" w:firstRowFirstColumn="0" w:firstRowLastColumn="0" w:lastRowFirstColumn="0" w:lastRowLastColumn="0"/>
+            </w:pPr>
+            <w:r>
+              <w:t>Interview 2, Question 11</w:t>
             </w:r>
           </w:p>
         </w:tc>
@@ -560,13 +549,12 @@
         <w:tc>
           <w:tcPr>
             <w:cnfStyle w:val="001000000000" w:firstRow="0" w:lastRow="0" w:firstColumn="1" w:lastColumn="0" w:oddVBand="0" w:evenVBand="0" w:oddHBand="0" w:evenHBand="0" w:firstRowFirstColumn="0" w:firstRowLastColumn="0" w:lastRowFirstColumn="0" w:lastRowLastColumn="0"/>
-            <w:tcW w:w="985" w:type="dxa"/>
-            <w:hideMark/>
-          </w:tcPr>
-          <w:p>
-            <w:pPr>
-              <w:spacing w:after="160" w:line="278" w:lineRule="auto"/>
-              <w:jc w:val="center"/>
+            <w:tcW w:w="895" w:type="dxa"/>
+            <w:hideMark/>
+          </w:tcPr>
+          <w:p>
+            <w:pPr>
+              <w:spacing w:after="160" w:line="278" w:lineRule="auto"/>
             </w:pPr>
             <w:r>
               <w:t>FR-08</w:t>
@@ -575,51 +563,46 @@
         </w:tc>
         <w:tc>
           <w:tcPr>
-            <w:tcW w:w="2790" w:type="dxa"/>
-            <w:hideMark/>
-          </w:tcPr>
-          <w:p>
-            <w:pPr>
-              <w:spacing w:after="160" w:line="278" w:lineRule="auto"/>
-              <w:cnfStyle w:val="000000000000" w:firstRow="0" w:lastRow="0" w:firstColumn="0" w:lastColumn="0" w:oddVBand="0" w:evenVBand="0" w:oddHBand="0" w:evenHBand="0" w:firstRowFirstColumn="0" w:firstRowLastColumn="0" w:lastRowFirstColumn="0" w:lastRowLastColumn="0"/>
-            </w:pPr>
-            <w:r>
-              <w:t xml:space="preserve">If the system calculates an aggregate rating, it shall provide an </w:t>
-            </w:r>
-            <w:r>
-              <w:lastRenderedPageBreak/>
-              <w:t>explanation of how that rating is calculated.</w:t>
-            </w:r>
-          </w:p>
-        </w:tc>
-        <w:tc>
-          <w:tcPr>
-            <w:tcW w:w="990" w:type="dxa"/>
-            <w:hideMark/>
-          </w:tcPr>
-          <w:p>
-            <w:pPr>
-              <w:spacing w:after="160" w:line="278" w:lineRule="auto"/>
-              <w:cnfStyle w:val="000000000000" w:firstRow="0" w:lastRow="0" w:firstColumn="0" w:lastColumn="0" w:oddVBand="0" w:evenVBand="0" w:oddHBand="0" w:evenHBand="0" w:firstRowFirstColumn="0" w:firstRowLastColumn="0" w:lastRowFirstColumn="0" w:lastRowLastColumn="0"/>
-            </w:pPr>
-            <w:r>
-              <w:lastRenderedPageBreak/>
-              <w:t>User</w:t>
-            </w:r>
-          </w:p>
-        </w:tc>
-        <w:tc>
-          <w:tcPr>
-            <w:tcW w:w="4585" w:type="dxa"/>
-            <w:hideMark/>
-          </w:tcPr>
-          <w:p>
-            <w:pPr>
-              <w:spacing w:after="160" w:line="278" w:lineRule="auto"/>
-              <w:cnfStyle w:val="000000000000" w:firstRow="0" w:lastRow="0" w:firstColumn="0" w:lastColumn="0" w:oddVBand="0" w:evenVBand="0" w:oddHBand="0" w:evenHBand="0" w:firstRowFirstColumn="0" w:firstRowLastColumn="0" w:lastRowFirstColumn="0" w:lastRowLastColumn="0"/>
-            </w:pPr>
-            <w:r>
-              <w:t>Interview 2, Question 10: The interviewee wanted an explanation of the combined rating calculation.</w:t>
+            <w:tcW w:w="4646" w:type="dxa"/>
+            <w:hideMark/>
+          </w:tcPr>
+          <w:p>
+            <w:pPr>
+              <w:spacing w:after="160" w:line="278" w:lineRule="auto"/>
+              <w:cnfStyle w:val="000000000000" w:firstRow="0" w:lastRow="0" w:firstColumn="0" w:lastColumn="0" w:oddVBand="0" w:evenVBand="0" w:oddHBand="0" w:evenHBand="0" w:firstRowFirstColumn="0" w:firstRowLastColumn="0" w:lastRowFirstColumn="0" w:lastRowLastColumn="0"/>
+            </w:pPr>
+            <w:r>
+              <w:t>If the system calculates an aggregate rating, it shall explain how the rating is calculated.</w:t>
+            </w:r>
+          </w:p>
+        </w:tc>
+        <w:tc>
+          <w:tcPr>
+            <w:tcW w:w="0" w:type="auto"/>
+            <w:hideMark/>
+          </w:tcPr>
+          <w:p>
+            <w:pPr>
+              <w:spacing w:after="160" w:line="278" w:lineRule="auto"/>
+              <w:cnfStyle w:val="000000000000" w:firstRow="0" w:lastRow="0" w:firstColumn="0" w:lastColumn="0" w:oddVBand="0" w:evenVBand="0" w:oddHBand="0" w:evenHBand="0" w:firstRowFirstColumn="0" w:firstRowLastColumn="0" w:lastRowFirstColumn="0" w:lastRowLastColumn="0"/>
+            </w:pPr>
+            <w:r>
+              <w:t>Interviewee 2</w:t>
+            </w:r>
+          </w:p>
+        </w:tc>
+        <w:tc>
+          <w:tcPr>
+            <w:tcW w:w="0" w:type="auto"/>
+            <w:hideMark/>
+          </w:tcPr>
+          <w:p>
+            <w:pPr>
+              <w:spacing w:after="160" w:line="278" w:lineRule="auto"/>
+              <w:cnfStyle w:val="000000000000" w:firstRow="0" w:lastRow="0" w:firstColumn="0" w:lastColumn="0" w:oddVBand="0" w:evenVBand="0" w:oddHBand="0" w:evenHBand="0" w:firstRowFirstColumn="0" w:firstRowLastColumn="0" w:lastRowFirstColumn="0" w:lastRowLastColumn="0"/>
+            </w:pPr>
+            <w:r>
+              <w:t>Interview 2, Question 10</w:t>
             </w:r>
           </w:p>
         </w:tc>
@@ -628,13 +611,12 @@
         <w:tc>
           <w:tcPr>
             <w:cnfStyle w:val="001000000000" w:firstRow="0" w:lastRow="0" w:firstColumn="1" w:lastColumn="0" w:oddVBand="0" w:evenVBand="0" w:oddHBand="0" w:evenHBand="0" w:firstRowFirstColumn="0" w:firstRowLastColumn="0" w:lastRowFirstColumn="0" w:lastRowLastColumn="0"/>
-            <w:tcW w:w="985" w:type="dxa"/>
-            <w:hideMark/>
-          </w:tcPr>
-          <w:p>
-            <w:pPr>
-              <w:spacing w:after="160" w:line="278" w:lineRule="auto"/>
-              <w:jc w:val="center"/>
+            <w:tcW w:w="895" w:type="dxa"/>
+            <w:hideMark/>
+          </w:tcPr>
+          <w:p>
+            <w:pPr>
+              <w:spacing w:after="160" w:line="278" w:lineRule="auto"/>
             </w:pPr>
             <w:r>
               <w:t>FR-09</w:t>
@@ -643,7 +625,7 @@
         </w:tc>
         <w:tc>
           <w:tcPr>
-            <w:tcW w:w="2790" w:type="dxa"/>
+            <w:tcW w:w="4646" w:type="dxa"/>
             <w:hideMark/>
           </w:tcPr>
           <w:p>
@@ -658,31 +640,292 @@
         </w:tc>
         <w:tc>
           <w:tcPr>
-            <w:tcW w:w="990" w:type="dxa"/>
-            <w:hideMark/>
-          </w:tcPr>
-          <w:p>
-            <w:pPr>
-              <w:spacing w:after="160" w:line="278" w:lineRule="auto"/>
-              <w:cnfStyle w:val="000000000000" w:firstRow="0" w:lastRow="0" w:firstColumn="0" w:lastColumn="0" w:oddVBand="0" w:evenVBand="0" w:oddHBand="0" w:evenHBand="0" w:firstRowFirstColumn="0" w:firstRowLastColumn="0" w:lastRowFirstColumn="0" w:lastRowLastColumn="0"/>
-            </w:pPr>
-            <w:r>
-              <w:t>User</w:t>
-            </w:r>
-          </w:p>
-        </w:tc>
-        <w:tc>
-          <w:tcPr>
-            <w:tcW w:w="4585" w:type="dxa"/>
-            <w:hideMark/>
-          </w:tcPr>
-          <w:p>
-            <w:pPr>
-              <w:spacing w:after="160" w:line="278" w:lineRule="auto"/>
-              <w:cnfStyle w:val="000000000000" w:firstRow="0" w:lastRow="0" w:firstColumn="0" w:lastColumn="0" w:oddVBand="0" w:evenVBand="0" w:oddHBand="0" w:evenHBand="0" w:firstRowFirstColumn="0" w:firstRowLastColumn="0" w:lastRowFirstColumn="0" w:lastRowLastColumn="0"/>
-            </w:pPr>
-            <w:r>
-              <w:t>Interview 2, Question 10: The interviewee suggested comparing scores from the same source across games.</w:t>
+            <w:tcW w:w="0" w:type="auto"/>
+            <w:hideMark/>
+          </w:tcPr>
+          <w:p>
+            <w:pPr>
+              <w:spacing w:after="160" w:line="278" w:lineRule="auto"/>
+              <w:cnfStyle w:val="000000000000" w:firstRow="0" w:lastRow="0" w:firstColumn="0" w:lastColumn="0" w:oddVBand="0" w:evenVBand="0" w:oddHBand="0" w:evenHBand="0" w:firstRowFirstColumn="0" w:firstRowLastColumn="0" w:lastRowFirstColumn="0" w:lastRowLastColumn="0"/>
+            </w:pPr>
+            <w:r>
+              <w:t>Interviewee 2</w:t>
+            </w:r>
+          </w:p>
+        </w:tc>
+        <w:tc>
+          <w:tcPr>
+            <w:tcW w:w="0" w:type="auto"/>
+            <w:hideMark/>
+          </w:tcPr>
+          <w:p>
+            <w:pPr>
+              <w:spacing w:after="160" w:line="278" w:lineRule="auto"/>
+              <w:cnfStyle w:val="000000000000" w:firstRow="0" w:lastRow="0" w:firstColumn="0" w:lastColumn="0" w:oddVBand="0" w:evenVBand="0" w:oddHBand="0" w:evenHBand="0" w:firstRowFirstColumn="0" w:firstRowLastColumn="0" w:lastRowFirstColumn="0" w:lastRowLastColumn="0"/>
+            </w:pPr>
+            <w:r>
+              <w:t>Interview 2, Question 10</w:t>
+            </w:r>
+          </w:p>
+        </w:tc>
+      </w:tr>
+      <w:tr>
+        <w:tc>
+          <w:tcPr>
+            <w:cnfStyle w:val="001000000000" w:firstRow="0" w:lastRow="0" w:firstColumn="1" w:lastColumn="0" w:oddVBand="0" w:evenVBand="0" w:oddHBand="0" w:evenHBand="0" w:firstRowFirstColumn="0" w:firstRowLastColumn="0" w:lastRowFirstColumn="0" w:lastRowLastColumn="0"/>
+            <w:tcW w:w="895" w:type="dxa"/>
+            <w:hideMark/>
+          </w:tcPr>
+          <w:p>
+            <w:pPr>
+              <w:spacing w:after="160" w:line="278" w:lineRule="auto"/>
+            </w:pPr>
+            <w:r>
+              <w:t>FR-10</w:t>
+            </w:r>
+          </w:p>
+        </w:tc>
+        <w:tc>
+          <w:tcPr>
+            <w:tcW w:w="4646" w:type="dxa"/>
+            <w:hideMark/>
+          </w:tcPr>
+          <w:p>
+            <w:pPr>
+              <w:spacing w:after="160" w:line="278" w:lineRule="auto"/>
+              <w:cnfStyle w:val="000000000000" w:firstRow="0" w:lastRow="0" w:firstColumn="0" w:lastColumn="0" w:oddVBand="0" w:evenVBand="0" w:oddHBand="0" w:evenHBand="0" w:firstRowFirstColumn="0" w:firstRowLastColumn="0" w:lastRowFirstColumn="0" w:lastRowLastColumn="0"/>
+            </w:pPr>
+            <w:r>
+              <w:t xml:space="preserve">The system </w:t>
+            </w:r>
+            <w:proofErr w:type="gramStart"/>
+            <w:r>
+              <w:t>shall</w:t>
+            </w:r>
+            <w:proofErr w:type="gramEnd"/>
+            <w:r>
+              <w:t xml:space="preserve"> retrieve Steam review information through a supported interface </w:t>
+            </w:r>
+            <w:r>
+              <w:lastRenderedPageBreak/>
+              <w:t>when Steam reviews are included in the system.</w:t>
+            </w:r>
+          </w:p>
+        </w:tc>
+        <w:tc>
+          <w:tcPr>
+            <w:tcW w:w="0" w:type="auto"/>
+            <w:hideMark/>
+          </w:tcPr>
+          <w:p>
+            <w:pPr>
+              <w:spacing w:after="160" w:line="278" w:lineRule="auto"/>
+              <w:cnfStyle w:val="000000000000" w:firstRow="0" w:lastRow="0" w:firstColumn="0" w:lastColumn="0" w:oddVBand="0" w:evenVBand="0" w:oddHBand="0" w:evenHBand="0" w:firstRowFirstColumn="0" w:firstRowLastColumn="0" w:lastRowFirstColumn="0" w:lastRowLastColumn="0"/>
+            </w:pPr>
+            <w:r>
+              <w:lastRenderedPageBreak/>
+              <w:t>Steam/Valve</w:t>
+            </w:r>
+          </w:p>
+        </w:tc>
+        <w:tc>
+          <w:tcPr>
+            <w:tcW w:w="0" w:type="auto"/>
+            <w:hideMark/>
+          </w:tcPr>
+          <w:p>
+            <w:pPr>
+              <w:spacing w:after="160" w:line="278" w:lineRule="auto"/>
+              <w:cnfStyle w:val="000000000000" w:firstRow="0" w:lastRow="0" w:firstColumn="0" w:lastColumn="0" w:oddVBand="0" w:evenVBand="0" w:oddHBand="0" w:evenHBand="0" w:firstRowFirstColumn="0" w:firstRowLastColumn="0" w:lastRowFirstColumn="0" w:lastRowLastColumn="0"/>
+            </w:pPr>
+            <w:r>
+              <w:t>ST-01, ST-02</w:t>
+            </w:r>
+          </w:p>
+        </w:tc>
+      </w:tr>
+      <w:tr>
+        <w:tc>
+          <w:tcPr>
+            <w:cnfStyle w:val="001000000000" w:firstRow="0" w:lastRow="0" w:firstColumn="1" w:lastColumn="0" w:oddVBand="0" w:evenVBand="0" w:oddHBand="0" w:evenHBand="0" w:firstRowFirstColumn="0" w:firstRowLastColumn="0" w:lastRowFirstColumn="0" w:lastRowLastColumn="0"/>
+            <w:tcW w:w="895" w:type="dxa"/>
+            <w:hideMark/>
+          </w:tcPr>
+          <w:p>
+            <w:pPr>
+              <w:spacing w:after="160" w:line="278" w:lineRule="auto"/>
+            </w:pPr>
+            <w:r>
+              <w:t>FR-11</w:t>
+            </w:r>
+          </w:p>
+        </w:tc>
+        <w:tc>
+          <w:tcPr>
+            <w:tcW w:w="4646" w:type="dxa"/>
+            <w:hideMark/>
+          </w:tcPr>
+          <w:p>
+            <w:pPr>
+              <w:spacing w:after="160" w:line="278" w:lineRule="auto"/>
+              <w:cnfStyle w:val="000000000000" w:firstRow="0" w:lastRow="0" w:firstColumn="0" w:lastColumn="0" w:oddVBand="0" w:evenVBand="0" w:oddHBand="0" w:evenHBand="0" w:firstRowFirstColumn="0" w:firstRowLastColumn="0" w:lastRowFirstColumn="0" w:lastRowLastColumn="0"/>
+            </w:pPr>
+            <w:r>
+              <w:t>The system shall identify Steam as the source of reviews retrieved from Steam.</w:t>
+            </w:r>
+          </w:p>
+        </w:tc>
+        <w:tc>
+          <w:tcPr>
+            <w:tcW w:w="0" w:type="auto"/>
+            <w:hideMark/>
+          </w:tcPr>
+          <w:p>
+            <w:pPr>
+              <w:spacing w:after="160" w:line="278" w:lineRule="auto"/>
+              <w:cnfStyle w:val="000000000000" w:firstRow="0" w:lastRow="0" w:firstColumn="0" w:lastColumn="0" w:oddVBand="0" w:evenVBand="0" w:oddHBand="0" w:evenHBand="0" w:firstRowFirstColumn="0" w:firstRowLastColumn="0" w:lastRowFirstColumn="0" w:lastRowLastColumn="0"/>
+            </w:pPr>
+            <w:r>
+              <w:t>Steam/Valve</w:t>
+            </w:r>
+          </w:p>
+        </w:tc>
+        <w:tc>
+          <w:tcPr>
+            <w:tcW w:w="0" w:type="auto"/>
+            <w:hideMark/>
+          </w:tcPr>
+          <w:p>
+            <w:pPr>
+              <w:spacing w:after="160" w:line="278" w:lineRule="auto"/>
+              <w:cnfStyle w:val="000000000000" w:firstRow="0" w:lastRow="0" w:firstColumn="0" w:lastColumn="0" w:oddVBand="0" w:evenVBand="0" w:oddHBand="0" w:evenHBand="0" w:firstRowFirstColumn="0" w:firstRowLastColumn="0" w:lastRowFirstColumn="0" w:lastRowLastColumn="0"/>
+            </w:pPr>
+            <w:r>
+              <w:t>ST-01</w:t>
+            </w:r>
+          </w:p>
+        </w:tc>
+      </w:tr>
+      <w:tr>
+        <w:tc>
+          <w:tcPr>
+            <w:cnfStyle w:val="001000000000" w:firstRow="0" w:lastRow="0" w:firstColumn="1" w:lastColumn="0" w:oddVBand="0" w:evenVBand="0" w:oddHBand="0" w:evenHBand="0" w:firstRowFirstColumn="0" w:firstRowLastColumn="0" w:lastRowFirstColumn="0" w:lastRowLastColumn="0"/>
+            <w:tcW w:w="895" w:type="dxa"/>
+            <w:hideMark/>
+          </w:tcPr>
+          <w:p>
+            <w:pPr>
+              <w:spacing w:after="160" w:line="278" w:lineRule="auto"/>
+            </w:pPr>
+            <w:r>
+              <w:t>FR-12</w:t>
+            </w:r>
+          </w:p>
+        </w:tc>
+        <w:tc>
+          <w:tcPr>
+            <w:tcW w:w="4646" w:type="dxa"/>
+            <w:hideMark/>
+          </w:tcPr>
+          <w:p>
+            <w:pPr>
+              <w:spacing w:after="160" w:line="278" w:lineRule="auto"/>
+              <w:cnfStyle w:val="000000000000" w:firstRow="0" w:lastRow="0" w:firstColumn="0" w:lastColumn="0" w:oddVBand="0" w:evenVBand="0" w:oddHBand="0" w:evenHBand="0" w:firstRowFirstColumn="0" w:firstRowLastColumn="0" w:lastRowFirstColumn="0" w:lastRowLastColumn="0"/>
+            </w:pPr>
+            <w:r>
+              <w:t>If Steam account authentication is implemented, the system shall authenticate users through a supported authentication method without collecting their Steam passwords directly.</w:t>
+            </w:r>
+          </w:p>
+        </w:tc>
+        <w:tc>
+          <w:tcPr>
+            <w:tcW w:w="0" w:type="auto"/>
+            <w:hideMark/>
+          </w:tcPr>
+          <w:p>
+            <w:pPr>
+              <w:spacing w:after="160" w:line="278" w:lineRule="auto"/>
+              <w:cnfStyle w:val="000000000000" w:firstRow="0" w:lastRow="0" w:firstColumn="0" w:lastColumn="0" w:oddVBand="0" w:evenVBand="0" w:oddHBand="0" w:evenHBand="0" w:firstRowFirstColumn="0" w:firstRowLastColumn="0" w:lastRowFirstColumn="0" w:lastRowLastColumn="0"/>
+            </w:pPr>
+            <w:r>
+              <w:t>Steam/Valve</w:t>
+            </w:r>
+          </w:p>
+        </w:tc>
+        <w:tc>
+          <w:tcPr>
+            <w:tcW w:w="0" w:type="auto"/>
+            <w:hideMark/>
+          </w:tcPr>
+          <w:p>
+            <w:pPr>
+              <w:spacing w:after="160" w:line="278" w:lineRule="auto"/>
+              <w:cnfStyle w:val="000000000000" w:firstRow="0" w:lastRow="0" w:firstColumn="0" w:lastColumn="0" w:oddVBand="0" w:evenVBand="0" w:oddHBand="0" w:evenHBand="0" w:firstRowFirstColumn="0" w:firstRowLastColumn="0" w:lastRowFirstColumn="0" w:lastRowLastColumn="0"/>
+            </w:pPr>
+            <w:r>
+              <w:t>ST-01, ST-04</w:t>
+            </w:r>
+          </w:p>
+        </w:tc>
+      </w:tr>
+      <w:tr>
+        <w:tc>
+          <w:tcPr>
+            <w:cnfStyle w:val="001000000000" w:firstRow="0" w:lastRow="0" w:firstColumn="1" w:lastColumn="0" w:oddVBand="0" w:evenVBand="0" w:oddHBand="0" w:evenHBand="0" w:firstRowFirstColumn="0" w:firstRowLastColumn="0" w:lastRowFirstColumn="0" w:lastRowLastColumn="0"/>
+            <w:tcW w:w="895" w:type="dxa"/>
+            <w:hideMark/>
+          </w:tcPr>
+          <w:p>
+            <w:pPr>
+              <w:spacing w:after="160" w:line="278" w:lineRule="auto"/>
+            </w:pPr>
+            <w:r>
+              <w:t>FR-13</w:t>
+            </w:r>
+          </w:p>
+        </w:tc>
+        <w:tc>
+          <w:tcPr>
+            <w:tcW w:w="4646" w:type="dxa"/>
+            <w:hideMark/>
+          </w:tcPr>
+          <w:p>
+            <w:pPr>
+              <w:spacing w:after="160" w:line="278" w:lineRule="auto"/>
+              <w:cnfStyle w:val="000000000000" w:firstRow="0" w:lastRow="0" w:firstColumn="0" w:lastColumn="0" w:oddVBand="0" w:evenVBand="0" w:oddHBand="0" w:evenHBand="0" w:firstRowFirstColumn="0" w:firstRowLastColumn="0" w:lastRowFirstColumn="0" w:lastRowLastColumn="0"/>
+            </w:pPr>
+            <w:r>
+              <w:t>If the system offers personalized review prioritization using Steam accounts, it shall use only information accessible through supported interfaces and applicable permissions.</w:t>
+            </w:r>
+          </w:p>
+        </w:tc>
+        <w:tc>
+          <w:tcPr>
+            <w:tcW w:w="0" w:type="auto"/>
+            <w:hideMark/>
+          </w:tcPr>
+          <w:p>
+            <w:pPr>
+              <w:spacing w:after="160" w:line="278" w:lineRule="auto"/>
+              <w:cnfStyle w:val="000000000000" w:firstRow="0" w:lastRow="0" w:firstColumn="0" w:lastColumn="0" w:oddVBand="0" w:evenVBand="0" w:oddHBand="0" w:evenHBand="0" w:firstRowFirstColumn="0" w:firstRowLastColumn="0" w:lastRowFirstColumn="0" w:lastRowLastColumn="0"/>
+            </w:pPr>
+            <w:r>
+              <w:t>Steam/Valve</w:t>
+            </w:r>
+          </w:p>
+        </w:tc>
+        <w:tc>
+          <w:tcPr>
+            <w:tcW w:w="0" w:type="auto"/>
+            <w:hideMark/>
+          </w:tcPr>
+          <w:p>
+            <w:pPr>
+              <w:spacing w:after="160" w:line="278" w:lineRule="auto"/>
+              <w:cnfStyle w:val="000000000000" w:firstRow="0" w:lastRow="0" w:firstColumn="0" w:lastColumn="0" w:oddVBand="0" w:evenVBand="0" w:oddHBand="0" w:evenHBand="0" w:firstRowFirstColumn="0" w:firstRowLastColumn="0" w:lastRowFirstColumn="0" w:lastRowLastColumn="0"/>
+            </w:pPr>
+            <w:r>
+              <w:t>ST-01, ST-03, ST-04</w:t>
             </w:r>
           </w:p>
         </w:tc>
